--- a/checkpoint1/chuacn1_checkpoint1_s22025.docx
+++ b/checkpoint1/chuacn1_checkpoint1_s22025.docx
@@ -940,6 +940,18 @@
             </a:graphic>
           </wp:inline>
         </w:drawing>
+      </w:r>
+    </w:p>
+    <w:p>
+      <w:pPr>
+        <w:ind w:left="498" w:right="1041" w:firstLine="0"/>
+        <w:jc w:val="center"/>
+      </w:pPr>
+      <w:r>
+        <w:rPr>
+          <w:highlight w:val="yellow"/>
+        </w:rPr>
+        <w:t>Used the passwd command to change the password</w:t>
       </w:r>
     </w:p>
     <w:p>
